--- a/corpus/KVL Project/01 Management/Meetings/2025/KVL-CGC-100-MM-G-0010_P01 - Progress Meeting No. 10 Minutes.docx
+++ b/corpus/KVL Project/01 Management/Meetings/2025/KVL-CGC-100-MM-G-0010_P01 - Progress Meeting No. 10 Minutes.docx
@@ -569,7 +569,7 @@
           </w:tcPr>
           <w:p>
             <w:r>
-              <w:t>Response from Northvale Water on the water main level is still awaited.</w:t>
+              <w:t>ADM response to RFI-0013 issued 15 July - culvert to be lowered and a protection slab provided over the water main. Revised culvert drawing and slab details due 20 August. Northvale Water acceptance of the slab proposal is still awaited.</w:t>
             </w:r>
           </w:p>
         </w:tc>
@@ -579,7 +579,7 @@
           </w:tcPr>
           <w:p>
             <w:r>
-              <w:t>Chase Northvale Water</w:t>
+              <w:t>Chase Northvale Water for acceptance of the protection slab</w:t>
             </w:r>
           </w:p>
         </w:tc>
